--- a/PLAN/historia_en.docx
+++ b/PLAN/historia_en.docx
@@ -84,6 +84,14 @@
       </w:pPr>
       <w:r>
         <w:t xml:space="preserve">A recurring idea in the course is that everything is a loop, with a beginning and an end, just like life itself. Learning to work with AI brings us inside that cycle, rather than leaving us outside it watching it happen.</w:t>
+      </w:r>
+    </w:p>
+    <w:p>
+      <w:pPr>
+        <w:spacing w:after="120"/>
+      </w:pPr>
+      <w:r>
+        <w:t xml:space="preserve">This loop, used over and over, serves to iterate on an idea, project or script to refine it little by little: planning, design, testing, debugging, revising the previous plan, new design...</w:t>
       </w:r>
     </w:p>
     <w:p>
